--- a/docs/fr/FAQ_Volume3_Comprendre_le_Ratio_CACI.docx
+++ b/docs/fr/FAQ_Volume3_Comprendre_le_Ratio_CACI.docx
@@ -299,7 +299,7 @@
           <w:szCs w:val="36"/>
           <w:lang w:val="fr-FR"/>
         </w:rPr>
-        <w:t>77%</w:t>
+        <w:t>78,9%</w:t>
       </w:r>
       <w:r>
         <w:rPr>
@@ -343,7 +343,7 @@
           <w:szCs w:val="36"/>
           <w:lang w:val="fr-FR"/>
         </w:rPr>
-        <w:t>3.4:1 (mode Power)</w:t>
+        <w:t>3.47:1 (mode Power)</w:t>
       </w:r>
       <w:r>
         <w:rPr>
@@ -653,7 +653,7 @@
           <w:lang w:val="fr-FR"/>
         </w:rPr>
         <w:lastRenderedPageBreak/>
-        <w:t>PARTIE A — Comprendre le ratio : pourquoi 3.4:1 et pas 1,5:1 ?</w:t>
+        <w:t>PARTIE A — Comprendre le ratio : pourquoi 3.47:1 et pas 1,5:1 ?</w:t>
       </w:r>
     </w:p>
     <w:p>
@@ -680,7 +680,7 @@
           <w:color w:val="1B4F72"/>
           <w:lang w:val="fr-FR"/>
         </w:rPr>
-        <w:t>Le ratio CACI US/EU est de 3.4:1. Mais les US sont plus riches que l’Europe. N’est-ce pas normal ? « Tu payes, tu as » ?</w:t>
+        <w:t>Le ratio CACI US/EU est de 3.47:1. Mais les US sont plus riches que l’Europe. N’est-ce pas normal ? « Tu payes, tu as » ?</w:t>
       </w:r>
       <w:r>
         <w:rPr>
@@ -758,7 +758,7 @@
           <w:szCs w:val="23"/>
           <w:lang w:val="fr-FR"/>
         </w:rPr>
-        <w:t>Le ratio 3.4:1 ne dit pas « les US ont 3.4× plus de compute en absolu ». Ça, c’est le ratio brut, qui est plutôt ~15:1 (Epoch AI). Le CACI dit quelque chose de beaucoup plus grave :</w:t>
+        <w:t>Le ratio 3.47:1 ne dit pas « les US ont 3.4× plus de compute en absolu ». Ça, c’est le ratio brut, qui est plutôt ~15:1 (Epoch AI). Le CACI dit quelque chose de beaucoup plus grave :</w:t>
       </w:r>
     </w:p>
     <w:p>
@@ -823,7 +823,7 @@
           <w:szCs w:val="23"/>
           <w:lang w:val="fr-FR"/>
         </w:rPr>
-        <w:t>Or il est de 3.4:1. La question est : d’où viennent les ∼2× restants ?</w:t>
+        <w:t>Or il est de 3.47:1. La question est : d’où viennent les ∼2× restants ?</w:t>
       </w:r>
       <w:r>
         <w:rPr>
@@ -889,7 +889,7 @@
           <w:szCs w:val="23"/>
           <w:lang w:val="fr-FR"/>
         </w:rPr>
-        <w:t>Trois facteurs structurels expliquent l’écart entre le ratio « attendu » (1,5:1) et le ratio « observé » (3.4:1). Aucun des trois ne se résout en « dépensant plus ».</w:t>
+        <w:t>Trois facteurs structurels expliquent l’écart entre le ratio « attendu » (1,5:1) et le ratio « observé » (3.47:1). Aucun des trois ne se résout en « dépensant plus ».</w:t>
       </w:r>
     </w:p>
     <w:p>
@@ -1798,7 +1798,7 @@
                 <w:sz w:val="20"/>
                 <w:szCs w:val="20"/>
               </w:rPr>
-              <w:t>3.4:1</w:t>
+              <w:t>3.47:1</w:t>
             </w:r>
           </w:p>
         </w:tc>
@@ -3051,7 +3051,7 @@
           <w:color w:val="1B4F72"/>
           <w:lang w:val="fr-FR"/>
         </w:rPr>
-        <w:t>En une phrase, pourquoi ce ratio de 3.4:1 est-il un problème existentiel et pas juste un retard rattrapable ?</w:t>
+        <w:t>En une phrase, pourquoi ce ratio de 3.47:1 est-il un problème existentiel et pas juste un retard rattrapable ?</w:t>
       </w:r>
       <w:r>
         <w:rPr>
@@ -3141,7 +3141,7 @@
           <w:szCs w:val="23"/>
           <w:lang w:val="fr-FR"/>
         </w:rPr>
-        <w:t>Le ratio 3.4:1 n’est pas un retard temporaire : c’est une divergence structurelle qui, sans intervention, devient irréversible. C’est la différence entre « on est en retard » et « on a perdu la capacité de rattraper ».</w:t>
+        <w:t>Le ratio 3.47:1 n’est pas un retard temporaire : c’est une divergence structurelle qui, sans intervention, devient irréversible. C’est la différence entre « on est en retard » et « on a perdu la capacité de rattraper ».</w:t>
       </w:r>
     </w:p>
     <w:p>

--- a/docs/fr/FAQ_Volume3_Comprendre_le_Ratio_CACI.docx
+++ b/docs/fr/FAQ_Volume3_Comprendre_le_Ratio_CACI.docx
@@ -574,7 +574,7 @@
           <w:color w:val="1B1B1B"/>
           <w:lang w:val="fr-FR"/>
         </w:rPr>
-        <w:t xml:space="preserve"> posée sur l’étude : « Pourquoi l’Europe a-t-elle 3.4 fois moins de compute effectif que les US alors qu’elle pourrait simplement investir davantage — ou utiliser le cloud américain ? » Ce document décompose la réponse en </w:t>
+        <w:t xml:space="preserve"> posée sur l’étude : « Pourquoi l’Europe a-t-elle 3,47 fois moins de compute effectif que les US alors qu’elle pourrait simplement investir davantage — ou utiliser le cloud américain ? » Ce document décompose la réponse en </w:t>
       </w:r>
       <w:r>
         <w:rPr>
@@ -758,7 +758,7 @@
           <w:szCs w:val="23"/>
           <w:lang w:val="fr-FR"/>
         </w:rPr>
-        <w:t>Le ratio 3.47:1 ne dit pas « les US ont 3.4× plus de compute en absolu ». Ça, c’est le ratio brut, qui est plutôt ~15:1 (Epoch AI). Le CACI dit quelque chose de beaucoup plus grave :</w:t>
+        <w:t>Le ratio 3.47:1 ne dit pas « les US ont 3,47× plus de compute en absolu ». Ça, c’est le ratio brut, qui est plutôt ~17,6:1 (Epoch AI). Le CACI dit quelque chose de beaucoup plus grave :</w:t>
       </w:r>
     </w:p>
     <w:p>
@@ -783,7 +783,7 @@
           <w:szCs w:val="22"/>
           <w:lang w:val="fr-FR"/>
         </w:rPr>
-        <w:t>« À taille économique comparable et à capital humain comparable, les acteurs américains disposent de 3.4 fois plus de compute effectif que les européens. »</w:t>
+        <w:t>« À taille économique comparable et à capital humain comparable, les acteurs américains disposent de 3,47 fois plus de compute effectif que les européens. »</w:t>
       </w:r>
     </w:p>
     <w:p>
